--- a/ЛАБ_3.docx
+++ b/ЛАБ_3.docx
@@ -2396,16 +2396,7 @@
           <w:szCs w:val="24"/>
           <w:lang w:val="uk-UA"/>
         </w:rPr>
-        <w:t xml:space="preserve"> і дана формула для обчислення </w:t>
-      </w:r>
-      <w:proofErr w:type="spellStart"/>
-      <w:r>
-        <w:rPr>
-          <w:sz w:val="24"/>
-          <w:szCs w:val="24"/>
-          <w:lang w:val="uk-UA"/>
-        </w:rPr>
-        <w:t>у</w:t>
+        <w:t xml:space="preserve"> і дана формула для обчислення у</w:t>
       </w:r>
       <w:r>
         <w:rPr>
@@ -2414,9 +2405,8 @@
           <w:vertAlign w:val="subscript"/>
           <w:lang w:val="uk-UA"/>
         </w:rPr>
-        <w:t>і</w:t>
-      </w:r>
-      <w:proofErr w:type="spellEnd"/>
+        <w:t>1</w:t>
+      </w:r>
       <w:r>
         <w:rPr>
           <w:sz w:val="24"/>
@@ -3062,19 +3052,17 @@
               <w:rPr>
                 <w:sz w:val="24"/>
                 <w:szCs w:val="24"/>
-                <w:lang w:val="ru-RU"/>
+                <w:lang w:val="uk-UA"/>
               </w:rPr>
             </w:pPr>
-            <w:proofErr w:type="spellStart"/>
-            <w:r>
-              <w:rPr>
-                <w:sz w:val="24"/>
-                <w:szCs w:val="24"/>
-                <w:lang w:val="ru-RU"/>
-              </w:rPr>
-              <w:t>Квантифікатор</w:t>
-            </w:r>
-            <w:proofErr w:type="spellEnd"/>
+            <w:r>
+              <w:rPr>
+                <w:sz w:val="24"/>
+                <w:szCs w:val="24"/>
+                <w:lang w:val="uk-UA"/>
+              </w:rPr>
+              <w:t>Число</w:t>
+            </w:r>
           </w:p>
         </w:tc>
         <w:tc>
@@ -3096,7 +3084,7 @@
                 <w:szCs w:val="24"/>
                 <w:lang w:val="uk-UA"/>
               </w:rPr>
-              <w:t>Цілий</w:t>
+              <w:t>Дійсний</w:t>
             </w:r>
           </w:p>
         </w:tc>
@@ -3117,9 +3105,18 @@
               <w:rPr>
                 <w:sz w:val="24"/>
                 <w:szCs w:val="24"/>
-                <w:lang w:val="uk-UA"/>
-              </w:rPr>
-              <w:t>і</w:t>
+                <w:lang w:val="en-US"/>
+              </w:rPr>
+              <w:t>y</w:t>
+            </w:r>
+            <w:r>
+              <w:rPr>
+                <w:sz w:val="24"/>
+                <w:szCs w:val="24"/>
+                <w:vertAlign w:val="subscript"/>
+                <w:lang w:val="en-US"/>
+              </w:rPr>
+              <w:t>0</w:t>
             </w:r>
           </w:p>
         </w:tc>
@@ -3142,7 +3139,15 @@
                 <w:szCs w:val="24"/>
                 <w:lang w:val="uk-UA"/>
               </w:rPr>
-              <w:t>Проміжне дане</w:t>
+              <w:t>Проміжн</w:t>
+            </w:r>
+            <w:r>
+              <w:rPr>
+                <w:sz w:val="24"/>
+                <w:szCs w:val="24"/>
+                <w:lang w:val="uk-UA"/>
+              </w:rPr>
+              <w:t>е дане</w:t>
             </w:r>
           </w:p>
         </w:tc>
@@ -3167,7 +3172,7 @@
                 <w:szCs w:val="24"/>
                 <w:lang w:val="uk-UA"/>
               </w:rPr>
-              <w:t>Послідовність</w:t>
+              <w:t>Число</w:t>
             </w:r>
           </w:p>
         </w:tc>
@@ -3204,41 +3209,25 @@
               <w:rPr>
                 <w:sz w:val="24"/>
                 <w:szCs w:val="24"/>
+                <w:lang w:val="uk-UA"/>
+              </w:rPr>
+            </w:pPr>
+            <w:r>
+              <w:rPr>
+                <w:sz w:val="24"/>
+                <w:szCs w:val="24"/>
                 <w:lang w:val="en-US"/>
               </w:rPr>
-            </w:pPr>
-            <w:r>
-              <w:rPr>
-                <w:sz w:val="24"/>
-                <w:szCs w:val="24"/>
-                <w:lang w:val="ru-RU"/>
-              </w:rPr>
-              <w:t>(</w:t>
-            </w:r>
-            <w:r>
-              <w:rPr>
-                <w:sz w:val="24"/>
-                <w:szCs w:val="24"/>
+              <w:t>y</w:t>
+            </w:r>
+            <w:r>
+              <w:rPr>
+                <w:sz w:val="24"/>
+                <w:szCs w:val="24"/>
+                <w:vertAlign w:val="subscript"/>
                 <w:lang w:val="en-US"/>
               </w:rPr>
-              <w:t>y</w:t>
-            </w:r>
-            <w:r>
-              <w:rPr>
-                <w:sz w:val="24"/>
-                <w:szCs w:val="24"/>
-                <w:vertAlign w:val="subscript"/>
-                <w:lang w:val="uk-UA"/>
-              </w:rPr>
-              <w:t>і</w:t>
-            </w:r>
-            <w:r>
-              <w:rPr>
-                <w:sz w:val="24"/>
-                <w:szCs w:val="24"/>
-                <w:lang w:val="en-US"/>
-              </w:rPr>
-              <w:t>)</w:t>
+              <w:t>1</w:t>
             </w:r>
           </w:p>
         </w:tc>
@@ -3261,117 +3250,6 @@
                 <w:szCs w:val="24"/>
                 <w:lang w:val="uk-UA"/>
               </w:rPr>
-              <w:t>Проміжн</w:t>
-            </w:r>
-            <w:r>
-              <w:rPr>
-                <w:sz w:val="24"/>
-                <w:szCs w:val="24"/>
-                <w:lang w:val="uk-UA"/>
-              </w:rPr>
-              <w:t>е дане</w:t>
-            </w:r>
-          </w:p>
-        </w:tc>
-      </w:tr>
-      <w:tr>
-        <w:tc>
-          <w:tcPr>
-            <w:tcW w:w="2620" w:type="dxa"/>
-          </w:tcPr>
-          <w:p>
-            <w:pPr>
-              <w:jc w:val="center"/>
-              <w:rPr>
-                <w:sz w:val="24"/>
-                <w:szCs w:val="24"/>
-                <w:lang w:val="uk-UA"/>
-              </w:rPr>
-            </w:pPr>
-            <w:r>
-              <w:rPr>
-                <w:sz w:val="24"/>
-                <w:szCs w:val="24"/>
-                <w:lang w:val="uk-UA"/>
-              </w:rPr>
-              <w:t>Число</w:t>
-            </w:r>
-          </w:p>
-        </w:tc>
-        <w:tc>
-          <w:tcPr>
-            <w:tcW w:w="2620" w:type="dxa"/>
-          </w:tcPr>
-          <w:p>
-            <w:pPr>
-              <w:jc w:val="center"/>
-              <w:rPr>
-                <w:sz w:val="24"/>
-                <w:szCs w:val="24"/>
-                <w:lang w:val="uk-UA"/>
-              </w:rPr>
-            </w:pPr>
-            <w:r>
-              <w:rPr>
-                <w:sz w:val="24"/>
-                <w:szCs w:val="24"/>
-                <w:lang w:val="uk-UA"/>
-              </w:rPr>
-              <w:t>Дійсний</w:t>
-            </w:r>
-          </w:p>
-        </w:tc>
-        <w:tc>
-          <w:tcPr>
-            <w:tcW w:w="2620" w:type="dxa"/>
-          </w:tcPr>
-          <w:p>
-            <w:pPr>
-              <w:jc w:val="center"/>
-              <w:rPr>
-                <w:sz w:val="24"/>
-                <w:szCs w:val="24"/>
-                <w:lang w:val="uk-UA"/>
-              </w:rPr>
-            </w:pPr>
-            <w:r>
-              <w:rPr>
-                <w:sz w:val="24"/>
-                <w:szCs w:val="24"/>
-                <w:lang w:val="en-US"/>
-              </w:rPr>
-              <w:t>y</w:t>
-            </w:r>
-            <w:r>
-              <w:rPr>
-                <w:sz w:val="24"/>
-                <w:szCs w:val="24"/>
-                <w:vertAlign w:val="subscript"/>
-                <w:lang w:val="uk-UA"/>
-              </w:rPr>
-              <w:t>і</w:t>
-            </w:r>
-          </w:p>
-        </w:tc>
-        <w:tc>
-          <w:tcPr>
-            <w:tcW w:w="2620" w:type="dxa"/>
-          </w:tcPr>
-          <w:p>
-            <w:pPr>
-              <w:jc w:val="center"/>
-              <w:rPr>
-                <w:sz w:val="24"/>
-                <w:szCs w:val="24"/>
-                <w:lang w:val="uk-UA"/>
-              </w:rPr>
-            </w:pPr>
-            <w:r>
-              <w:rPr>
-                <w:sz w:val="24"/>
-                <w:szCs w:val="24"/>
-                <w:lang w:val="uk-UA"/>
-              </w:rPr>
               <w:t>Результат</w:t>
             </w:r>
           </w:p>
@@ -3429,7 +3307,7 @@
           <w:szCs w:val="24"/>
         </w:rPr>
         <w:drawing>
-          <wp:anchor distT="0" distB="0" distL="114300" distR="114300" simplePos="0" relativeHeight="251660288" behindDoc="1" locked="0" layoutInCell="1" allowOverlap="1" wp14:anchorId="0E3464BC" wp14:editId="2C85532F">
+          <wp:anchor distT="0" distB="0" distL="114300" distR="114300" simplePos="0" relativeHeight="251660288" behindDoc="1" locked="0" layoutInCell="1" allowOverlap="1" wp14:anchorId="0E3464BC" wp14:editId="588290D1">
             <wp:simplePos x="0" y="0"/>
             <wp:positionH relativeFrom="column">
               <wp:posOffset>4988560</wp:posOffset>
@@ -3508,7 +3386,40 @@
           <w:szCs w:val="24"/>
           <w:lang w:val="uk-UA"/>
         </w:rPr>
-        <w:t>. Деталізуємо дію знаходження у</w:t>
+        <w:t>. Деталізуємо дію знаходження</w:t>
+      </w:r>
+      <w:r>
+        <w:rPr>
+          <w:sz w:val="24"/>
+          <w:szCs w:val="24"/>
+          <w:lang w:val="uk-UA"/>
+        </w:rPr>
+        <w:t xml:space="preserve"> у</w:t>
+      </w:r>
+      <w:r>
+        <w:rPr>
+          <w:sz w:val="24"/>
+          <w:szCs w:val="24"/>
+          <w:vertAlign w:val="subscript"/>
+          <w:lang w:val="uk-UA"/>
+        </w:rPr>
+        <w:t>0</w:t>
+      </w:r>
+      <w:r>
+        <w:rPr>
+          <w:sz w:val="24"/>
+          <w:szCs w:val="24"/>
+          <w:lang w:val="uk-UA"/>
+        </w:rPr>
+        <w:t xml:space="preserve"> та</w:t>
+      </w:r>
+      <w:r>
+        <w:rPr>
+          <w:sz w:val="24"/>
+          <w:szCs w:val="24"/>
+          <w:lang w:val="uk-UA"/>
+        </w:rPr>
+        <w:t xml:space="preserve"> у</w:t>
       </w:r>
       <w:r>
         <w:rPr>
@@ -3560,34 +3471,7 @@
           <w:szCs w:val="24"/>
           <w:lang w:val="uk-UA"/>
         </w:rPr>
-        <w:t xml:space="preserve">Деталізуємо дію знаходження </w:t>
-      </w:r>
-      <w:proofErr w:type="spellStart"/>
-      <w:r>
-        <w:rPr>
-          <w:sz w:val="24"/>
-          <w:szCs w:val="24"/>
-          <w:lang w:val="uk-UA"/>
-        </w:rPr>
-        <w:t>у</w:t>
-      </w:r>
-      <w:r>
-        <w:rPr>
-          <w:sz w:val="24"/>
-          <w:szCs w:val="24"/>
-          <w:vertAlign w:val="subscript"/>
-          <w:lang w:val="uk-UA"/>
-        </w:rPr>
-        <w:t>і</w:t>
-      </w:r>
-      <w:proofErr w:type="spellEnd"/>
-      <w:r>
-        <w:rPr>
-          <w:sz w:val="24"/>
-          <w:szCs w:val="24"/>
-          <w:lang w:val="uk-UA"/>
-        </w:rPr>
-        <w:t xml:space="preserve">, для якого виконується нерівність </w:t>
+        <w:t xml:space="preserve">Деталізуємо дію знаходження у, для якого виконується нерівність </w:t>
       </w:r>
     </w:p>
     <w:p>
@@ -3749,7 +3633,40 @@
                 <w:szCs w:val="24"/>
                 <w:lang w:val="uk-UA"/>
               </w:rPr>
-              <w:t xml:space="preserve">  Знаходження у</w:t>
+              <w:t xml:space="preserve">  Знаходження </w:t>
+            </w:r>
+            <w:r>
+              <w:rPr>
+                <w:sz w:val="24"/>
+                <w:szCs w:val="24"/>
+                <w:lang w:val="uk-UA"/>
+              </w:rPr>
+              <w:t>у</w:t>
+            </w:r>
+            <w:r>
+              <w:rPr>
+                <w:sz w:val="24"/>
+                <w:szCs w:val="24"/>
+                <w:vertAlign w:val="subscript"/>
+                <w:lang w:val="uk-UA"/>
+              </w:rPr>
+              <w:t>0</w:t>
+            </w:r>
+            <w:r>
+              <w:rPr>
+                <w:sz w:val="24"/>
+                <w:szCs w:val="24"/>
+                <w:lang w:val="uk-UA"/>
+              </w:rPr>
+              <w:t xml:space="preserve"> та </w:t>
+            </w:r>
+            <w:r>
+              <w:rPr>
+                <w:sz w:val="24"/>
+                <w:szCs w:val="24"/>
+                <w:lang w:val="uk-UA"/>
+              </w:rPr>
+              <w:t>у</w:t>
             </w:r>
             <w:r>
               <w:rPr>
@@ -3785,15 +3702,6 @@
               </w:rPr>
               <w:t>y</w:t>
             </w:r>
-            <w:r>
-              <w:rPr>
-                <w:sz w:val="24"/>
-                <w:szCs w:val="24"/>
-                <w:vertAlign w:val="subscript"/>
-                <w:lang w:val="uk-UA"/>
-              </w:rPr>
-              <w:t>і</w:t>
-            </w:r>
           </w:p>
           <w:p>
             <w:pPr>
@@ -3826,15 +3734,6 @@
                 <w:lang w:val="en-US"/>
               </w:rPr>
               <w:t>y</w:t>
-            </w:r>
-            <w:r>
-              <w:rPr>
-                <w:sz w:val="24"/>
-                <w:szCs w:val="24"/>
-                <w:vertAlign w:val="subscript"/>
-                <w:lang w:val="uk-UA"/>
-              </w:rPr>
-              <w:t>і</w:t>
             </w:r>
           </w:p>
           <w:p>
@@ -4002,32 +3901,6 @@
                 <w:vertAlign w:val="subscript"/>
                 <w:lang w:val="uk-UA"/>
               </w:rPr>
-              <w:t>1</w:t>
-            </w:r>
-            <w:r>
-              <w:rPr>
-                <w:sz w:val="24"/>
-                <w:szCs w:val="24"/>
-                <w:vertAlign w:val="subscript"/>
-                <w:lang w:val="uk-UA"/>
-              </w:rPr>
-              <w:t xml:space="preserve"> </w:t>
-            </w:r>
-            <w:r>
-              <w:rPr>
-                <w:sz w:val="24"/>
-                <w:szCs w:val="24"/>
-                <w:lang w:val="uk-UA"/>
-              </w:rPr>
-              <w:t>:= (у</w:t>
-            </w:r>
-            <w:r>
-              <w:rPr>
-                <w:sz w:val="24"/>
-                <w:szCs w:val="24"/>
-                <w:vertAlign w:val="subscript"/>
-                <w:lang w:val="uk-UA"/>
-              </w:rPr>
               <w:t>0</w:t>
             </w:r>
             <w:r>
@@ -4036,24 +3909,7 @@
                 <w:szCs w:val="24"/>
                 <w:lang w:val="uk-UA"/>
               </w:rPr>
-              <w:t>+(х/у</w:t>
-            </w:r>
-            <w:r>
-              <w:rPr>
-                <w:sz w:val="24"/>
-                <w:szCs w:val="24"/>
-                <w:vertAlign w:val="subscript"/>
-                <w:lang w:val="uk-UA"/>
-              </w:rPr>
-              <w:t>0</w:t>
-            </w:r>
-            <w:r>
-              <w:rPr>
-                <w:sz w:val="24"/>
-                <w:szCs w:val="24"/>
-                <w:lang w:val="uk-UA"/>
-              </w:rPr>
-              <w:t>))/2</w:t>
+              <w:t xml:space="preserve"> := а</w:t>
             </w:r>
           </w:p>
           <w:p>
@@ -4070,15 +3926,7 @@
                 <w:szCs w:val="24"/>
                 <w:lang w:val="uk-UA"/>
               </w:rPr>
-              <w:t xml:space="preserve">  Знаходження </w:t>
-            </w:r>
-            <w:r>
-              <w:rPr>
-                <w:sz w:val="24"/>
-                <w:szCs w:val="24"/>
-                <w:lang w:val="en-US"/>
-              </w:rPr>
-              <w:t>y</w:t>
+              <w:t xml:space="preserve">  у</w:t>
             </w:r>
             <w:r>
               <w:rPr>
@@ -4087,7 +3935,58 @@
                 <w:vertAlign w:val="subscript"/>
                 <w:lang w:val="uk-UA"/>
               </w:rPr>
-              <w:t>і</w:t>
+              <w:t>1</w:t>
+            </w:r>
+            <w:r>
+              <w:rPr>
+                <w:sz w:val="24"/>
+                <w:szCs w:val="24"/>
+                <w:vertAlign w:val="subscript"/>
+                <w:lang w:val="uk-UA"/>
+              </w:rPr>
+              <w:t xml:space="preserve"> </w:t>
+            </w:r>
+            <w:r>
+              <w:rPr>
+                <w:sz w:val="24"/>
+                <w:szCs w:val="24"/>
+                <w:lang w:val="uk-UA"/>
+              </w:rPr>
+              <w:t>:= (у</w:t>
+            </w:r>
+            <w:r>
+              <w:rPr>
+                <w:sz w:val="24"/>
+                <w:szCs w:val="24"/>
+                <w:vertAlign w:val="subscript"/>
+                <w:lang w:val="uk-UA"/>
+              </w:rPr>
+              <w:t>0</w:t>
+            </w:r>
+            <w:r>
+              <w:rPr>
+                <w:sz w:val="24"/>
+                <w:szCs w:val="24"/>
+                <w:lang w:val="uk-UA"/>
+              </w:rPr>
+              <w:t>+(х/у</w:t>
+            </w:r>
+            <w:r>
+              <w:rPr>
+                <w:sz w:val="24"/>
+                <w:szCs w:val="24"/>
+                <w:vertAlign w:val="subscript"/>
+                <w:lang w:val="uk-UA"/>
+              </w:rPr>
+              <w:t>0</w:t>
+            </w:r>
+            <w:r>
+              <w:rPr>
+                <w:sz w:val="24"/>
+                <w:szCs w:val="24"/>
+                <w:lang w:val="uk-UA"/>
+              </w:rPr>
+              <w:t>))/2</w:t>
             </w:r>
           </w:p>
           <w:p>
@@ -4102,6 +4001,31 @@
               <w:rPr>
                 <w:sz w:val="24"/>
                 <w:szCs w:val="24"/>
+                <w:lang w:val="uk-UA"/>
+              </w:rPr>
+              <w:t xml:space="preserve">  Знаходження </w:t>
+            </w:r>
+            <w:r>
+              <w:rPr>
+                <w:sz w:val="24"/>
+                <w:szCs w:val="24"/>
+                <w:lang w:val="en-US"/>
+              </w:rPr>
+              <w:t>y</w:t>
+            </w:r>
+          </w:p>
+          <w:p>
+            <w:pPr>
+              <w:rPr>
+                <w:sz w:val="24"/>
+                <w:szCs w:val="24"/>
+                <w:lang w:val="uk-UA"/>
+              </w:rPr>
+            </w:pPr>
+            <w:r>
+              <w:rPr>
+                <w:sz w:val="24"/>
+                <w:szCs w:val="24"/>
                 <w:lang w:val="ru-RU"/>
               </w:rPr>
               <w:t xml:space="preserve">  </w:t>
@@ -4121,15 +4045,6 @@
                 <w:lang w:val="en-US"/>
               </w:rPr>
               <w:t>y</w:t>
-            </w:r>
-            <w:r>
-              <w:rPr>
-                <w:sz w:val="24"/>
-                <w:szCs w:val="24"/>
-                <w:vertAlign w:val="subscript"/>
-                <w:lang w:val="uk-UA"/>
-              </w:rPr>
-              <w:t>і</w:t>
             </w:r>
           </w:p>
           <w:p>
@@ -4288,7 +4203,24 @@
                 <w:szCs w:val="24"/>
                 <w:lang w:val="uk-UA"/>
               </w:rPr>
-              <w:t xml:space="preserve">  і := 1</w:t>
+              <w:t xml:space="preserve">  у</w:t>
+            </w:r>
+            <w:r>
+              <w:rPr>
+                <w:sz w:val="24"/>
+                <w:szCs w:val="24"/>
+                <w:vertAlign w:val="subscript"/>
+                <w:lang w:val="uk-UA"/>
+              </w:rPr>
+              <w:t>0</w:t>
+            </w:r>
+            <w:r>
+              <w:rPr>
+                <w:sz w:val="24"/>
+                <w:szCs w:val="24"/>
+                <w:lang w:val="uk-UA"/>
+              </w:rPr>
+              <w:t xml:space="preserve"> := а</w:t>
             </w:r>
           </w:p>
           <w:p>
@@ -4467,17 +4399,7 @@
                 <w:szCs w:val="24"/>
                 <w:lang w:val="uk-UA"/>
               </w:rPr>
-              <w:t xml:space="preserve">  </w:t>
-            </w:r>
-            <w:r>
-              <w:rPr>
-                <w:b/>
-                <w:bCs/>
-                <w:sz w:val="24"/>
-                <w:szCs w:val="24"/>
-                <w:lang w:val="uk-UA"/>
-              </w:rPr>
-              <w:t xml:space="preserve">поки </w:t>
+              <w:t xml:space="preserve">  поки </w:t>
             </w:r>
           </w:p>
           <w:p>
@@ -4521,7 +4443,33 @@
                 <w:szCs w:val="24"/>
                 <w:lang w:val="uk-UA"/>
               </w:rPr>
-              <w:t>і := і + 1</w:t>
+              <w:t>у</w:t>
+            </w:r>
+            <w:r>
+              <w:rPr>
+                <w:sz w:val="24"/>
+                <w:szCs w:val="24"/>
+                <w:vertAlign w:val="subscript"/>
+                <w:lang w:val="uk-UA"/>
+              </w:rPr>
+              <w:t>0</w:t>
+            </w:r>
+            <w:r>
+              <w:rPr>
+                <w:sz w:val="24"/>
+                <w:szCs w:val="24"/>
+                <w:lang w:val="uk-UA"/>
+              </w:rPr>
+              <w:t xml:space="preserve"> := у</w:t>
+            </w:r>
+            <w:r>
+              <w:rPr>
+                <w:sz w:val="24"/>
+                <w:szCs w:val="24"/>
+                <w:vertAlign w:val="subscript"/>
+                <w:lang w:val="uk-UA"/>
+              </w:rPr>
+              <w:t>1</w:t>
             </w:r>
           </w:p>
           <w:p>
@@ -4538,16 +4486,7 @@
                 <w:szCs w:val="24"/>
                 <w:lang w:val="uk-UA"/>
               </w:rPr>
-              <w:t xml:space="preserve">    </w:t>
-            </w:r>
-            <w:proofErr w:type="spellStart"/>
-            <w:r>
-              <w:rPr>
-                <w:sz w:val="24"/>
-                <w:szCs w:val="24"/>
-                <w:lang w:val="uk-UA"/>
-              </w:rPr>
-              <w:t>у</w:t>
+              <w:t xml:space="preserve">    у</w:t>
             </w:r>
             <w:r>
               <w:rPr>
@@ -4556,24 +4495,15 @@
                 <w:vertAlign w:val="subscript"/>
                 <w:lang w:val="uk-UA"/>
               </w:rPr>
-              <w:t>і</w:t>
-            </w:r>
-            <w:proofErr w:type="spellEnd"/>
-            <w:r>
-              <w:rPr>
-                <w:sz w:val="24"/>
-                <w:szCs w:val="24"/>
-                <w:lang w:val="uk-UA"/>
-              </w:rPr>
-              <w:t xml:space="preserve"> := </w:t>
-            </w:r>
-            <w:r>
-              <w:rPr>
-                <w:sz w:val="24"/>
-                <w:szCs w:val="24"/>
-                <w:lang w:val="uk-UA"/>
-              </w:rPr>
-              <w:t>(у</w:t>
+              <w:t>1</w:t>
+            </w:r>
+            <w:r>
+              <w:rPr>
+                <w:sz w:val="24"/>
+                <w:szCs w:val="24"/>
+                <w:lang w:val="uk-UA"/>
+              </w:rPr>
+              <w:t xml:space="preserve"> := (у</w:t>
             </w:r>
             <w:r>
               <w:rPr>
@@ -4582,7 +4512,7 @@
                 <w:vertAlign w:val="subscript"/>
                 <w:lang w:val="uk-UA"/>
               </w:rPr>
-              <w:t>і-1</w:t>
+              <w:t>0</w:t>
             </w:r>
             <w:r>
               <w:rPr>
@@ -4599,7 +4529,7 @@
                 <w:vertAlign w:val="subscript"/>
                 <w:lang w:val="uk-UA"/>
               </w:rPr>
-              <w:t>і-1</w:t>
+              <w:t>0</w:t>
             </w:r>
             <w:r>
               <w:rPr>
@@ -4613,8 +4543,6 @@
           <w:p>
             <w:pPr>
               <w:rPr>
-                <w:b/>
-                <w:bCs/>
                 <w:sz w:val="24"/>
                 <w:szCs w:val="24"/>
                 <w:lang w:val="uk-UA"/>
@@ -4626,22 +4554,23 @@
                 <w:szCs w:val="24"/>
                 <w:lang w:val="uk-UA"/>
               </w:rPr>
-              <w:t xml:space="preserve">  </w:t>
-            </w:r>
-            <w:r>
-              <w:rPr>
-                <w:b/>
-                <w:bCs/>
-                <w:sz w:val="24"/>
-                <w:szCs w:val="24"/>
-                <w:lang w:val="uk-UA"/>
-              </w:rPr>
-              <w:t>все повторити</w:t>
+              <w:t xml:space="preserve">    у := у</w:t>
+            </w:r>
+            <w:r>
+              <w:rPr>
+                <w:sz w:val="24"/>
+                <w:szCs w:val="24"/>
+                <w:vertAlign w:val="subscript"/>
+                <w:lang w:val="uk-UA"/>
+              </w:rPr>
+              <w:t>1</w:t>
             </w:r>
           </w:p>
           <w:p>
             <w:pPr>
               <w:rPr>
+                <w:b/>
+                <w:bCs/>
                 <w:sz w:val="24"/>
                 <w:szCs w:val="24"/>
                 <w:lang w:val="uk-UA"/>
@@ -4651,6 +4580,33 @@
               <w:rPr>
                 <w:sz w:val="24"/>
                 <w:szCs w:val="24"/>
+                <w:lang w:val="uk-UA"/>
+              </w:rPr>
+              <w:t xml:space="preserve">  </w:t>
+            </w:r>
+            <w:r>
+              <w:rPr>
+                <w:b/>
+                <w:bCs/>
+                <w:sz w:val="24"/>
+                <w:szCs w:val="24"/>
+                <w:lang w:val="uk-UA"/>
+              </w:rPr>
+              <w:t>все повторити</w:t>
+            </w:r>
+          </w:p>
+          <w:p>
+            <w:pPr>
+              <w:rPr>
+                <w:sz w:val="24"/>
+                <w:szCs w:val="24"/>
+                <w:lang w:val="uk-UA"/>
+              </w:rPr>
+            </w:pPr>
+            <w:r>
+              <w:rPr>
+                <w:sz w:val="24"/>
+                <w:szCs w:val="24"/>
                 <w:lang w:val="ru-RU"/>
               </w:rPr>
               <w:t xml:space="preserve">  </w:t>
@@ -4670,15 +4626,6 @@
                 <w:lang w:val="en-US"/>
               </w:rPr>
               <w:t>y</w:t>
-            </w:r>
-            <w:r>
-              <w:rPr>
-                <w:sz w:val="24"/>
-                <w:szCs w:val="24"/>
-                <w:vertAlign w:val="subscript"/>
-                <w:lang w:val="uk-UA"/>
-              </w:rPr>
-              <w:t>і</w:t>
             </w:r>
           </w:p>
           <w:p>
@@ -4887,17 +4834,500 @@
           <w:lang w:val="uk-UA"/>
         </w:rPr>
         <w:drawing>
-          <wp:anchor distT="0" distB="0" distL="114300" distR="114300" simplePos="0" relativeHeight="251665408" behindDoc="0" locked="0" layoutInCell="1" allowOverlap="1" wp14:anchorId="4E655F5E" wp14:editId="33FB3868">
+          <wp:anchor distT="0" distB="0" distL="114300" distR="114300" simplePos="0" relativeHeight="251657215" behindDoc="1" locked="0" layoutInCell="1" allowOverlap="1" wp14:anchorId="27912DC5" wp14:editId="1B597310">
             <wp:simplePos x="0" y="0"/>
             <wp:positionH relativeFrom="column">
-              <wp:posOffset>4908913</wp:posOffset>
+              <wp:posOffset>4163995</wp:posOffset>
             </wp:positionH>
             <wp:positionV relativeFrom="paragraph">
-              <wp:posOffset>2344601</wp:posOffset>
+              <wp:posOffset>9525</wp:posOffset>
+            </wp:positionV>
+            <wp:extent cx="2536190" cy="8298815"/>
+            <wp:effectExtent l="0" t="0" r="0" b="6985"/>
+            <wp:wrapTight wrapText="bothSides">
+              <wp:wrapPolygon edited="0">
+                <wp:start x="5192" y="0"/>
+                <wp:lineTo x="5030" y="942"/>
+                <wp:lineTo x="8923" y="1587"/>
+                <wp:lineTo x="7139" y="1636"/>
+                <wp:lineTo x="5841" y="1934"/>
+                <wp:lineTo x="5841" y="2380"/>
+                <wp:lineTo x="5030" y="3173"/>
+                <wp:lineTo x="4543" y="3967"/>
+                <wp:lineTo x="4543" y="5454"/>
+                <wp:lineTo x="5354" y="5553"/>
+                <wp:lineTo x="9897" y="5553"/>
+                <wp:lineTo x="4381" y="6198"/>
+                <wp:lineTo x="4381" y="7685"/>
+                <wp:lineTo x="6165" y="7933"/>
+                <wp:lineTo x="9897" y="7933"/>
+                <wp:lineTo x="7788" y="8727"/>
+                <wp:lineTo x="2920" y="8875"/>
+                <wp:lineTo x="162" y="9173"/>
+                <wp:lineTo x="162" y="17652"/>
+                <wp:lineTo x="7625" y="18247"/>
+                <wp:lineTo x="6976" y="18296"/>
+                <wp:lineTo x="5841" y="18544"/>
+                <wp:lineTo x="5841" y="19040"/>
+                <wp:lineTo x="5030" y="19833"/>
+                <wp:lineTo x="5192" y="21569"/>
+                <wp:lineTo x="15251" y="21569"/>
+                <wp:lineTo x="15413" y="21569"/>
+                <wp:lineTo x="15413" y="20627"/>
+                <wp:lineTo x="13953" y="19833"/>
+                <wp:lineTo x="14764" y="19040"/>
+                <wp:lineTo x="15738" y="18395"/>
+                <wp:lineTo x="15089" y="18296"/>
+                <wp:lineTo x="10870" y="18247"/>
+                <wp:lineTo x="11195" y="17602"/>
+                <wp:lineTo x="13791" y="17453"/>
+                <wp:lineTo x="21416" y="17156"/>
+                <wp:lineTo x="21254" y="7933"/>
+                <wp:lineTo x="16062" y="7140"/>
+                <wp:lineTo x="16387" y="6247"/>
+                <wp:lineTo x="10708" y="5553"/>
+                <wp:lineTo x="15089" y="5553"/>
+                <wp:lineTo x="16224" y="5405"/>
+                <wp:lineTo x="15900" y="3967"/>
+                <wp:lineTo x="13953" y="3173"/>
+                <wp:lineTo x="14764" y="2380"/>
+                <wp:lineTo x="15738" y="1735"/>
+                <wp:lineTo x="15089" y="1636"/>
+                <wp:lineTo x="11682" y="1587"/>
+                <wp:lineTo x="15575" y="942"/>
+                <wp:lineTo x="15413" y="99"/>
+                <wp:lineTo x="15251" y="0"/>
+                <wp:lineTo x="5192" y="0"/>
+              </wp:wrapPolygon>
+            </wp:wrapTight>
+            <wp:docPr id="5" name="Рисунок 5"/>
+            <wp:cNvGraphicFramePr>
+              <a:graphicFrameLocks xmlns:a="http://schemas.openxmlformats.org/drawingml/2006/main" noChangeAspect="1"/>
+            </wp:cNvGraphicFramePr>
+            <a:graphic xmlns:a="http://schemas.openxmlformats.org/drawingml/2006/main">
+              <a:graphicData uri="http://schemas.openxmlformats.org/drawingml/2006/picture">
+                <pic:pic xmlns:pic="http://schemas.openxmlformats.org/drawingml/2006/picture">
+                  <pic:nvPicPr>
+                    <pic:cNvPr id="0" name="Picture 2"/>
+                    <pic:cNvPicPr>
+                      <a:picLocks noChangeAspect="1" noChangeArrowheads="1"/>
+                    </pic:cNvPicPr>
+                  </pic:nvPicPr>
+                  <pic:blipFill>
+                    <a:blip r:embed="rId8">
+                      <a:extLst>
+                        <a:ext uri="{28A0092B-C50C-407E-A947-70E740481C1C}">
+                          <a14:useLocalDpi xmlns:a14="http://schemas.microsoft.com/office/drawing/2010/main" val="0"/>
+                        </a:ext>
+                      </a:extLst>
+                    </a:blip>
+                    <a:srcRect/>
+                    <a:stretch>
+                      <a:fillRect/>
+                    </a:stretch>
+                  </pic:blipFill>
+                  <pic:spPr bwMode="auto">
+                    <a:xfrm>
+                      <a:off x="0" y="0"/>
+                      <a:ext cx="2536190" cy="8298815"/>
+                    </a:xfrm>
+                    <a:prstGeom prst="rect">
+                      <a:avLst/>
+                    </a:prstGeom>
+                    <a:noFill/>
+                    <a:ln>
+                      <a:noFill/>
+                    </a:ln>
+                  </pic:spPr>
+                </pic:pic>
+              </a:graphicData>
+            </a:graphic>
+          </wp:anchor>
+        </w:drawing>
+      </w:r>
+      <w:r>
+        <w:rPr>
+          <w:i/>
+          <w:iCs/>
+          <w:noProof/>
+          <w:sz w:val="24"/>
+          <w:szCs w:val="24"/>
+          <w:lang w:val="uk-UA"/>
+        </w:rPr>
+        <w:drawing>
+          <wp:anchor distT="0" distB="0" distL="114300" distR="114300" simplePos="0" relativeHeight="251668480" behindDoc="1" locked="0" layoutInCell="1" allowOverlap="1" wp14:anchorId="0DAB9EB1" wp14:editId="7B79626F">
+            <wp:simplePos x="0" y="0"/>
+            <wp:positionH relativeFrom="margin">
+              <wp:align>left</wp:align>
+            </wp:positionH>
+            <wp:positionV relativeFrom="paragraph">
+              <wp:posOffset>17708</wp:posOffset>
+            </wp:positionV>
+            <wp:extent cx="1155700" cy="4485640"/>
+            <wp:effectExtent l="0" t="0" r="6350" b="0"/>
+            <wp:wrapTight wrapText="bothSides">
+              <wp:wrapPolygon edited="0">
+                <wp:start x="0" y="0"/>
+                <wp:lineTo x="0" y="1926"/>
+                <wp:lineTo x="9257" y="2935"/>
+                <wp:lineTo x="3560" y="3027"/>
+                <wp:lineTo x="1068" y="3486"/>
+                <wp:lineTo x="0" y="5596"/>
+                <wp:lineTo x="0" y="10182"/>
+                <wp:lineTo x="9613" y="10274"/>
+                <wp:lineTo x="0" y="11283"/>
+                <wp:lineTo x="0" y="14310"/>
+                <wp:lineTo x="9613" y="14677"/>
+                <wp:lineTo x="4985" y="15319"/>
+                <wp:lineTo x="2136" y="15961"/>
+                <wp:lineTo x="356" y="17613"/>
+                <wp:lineTo x="0" y="18255"/>
+                <wp:lineTo x="0" y="18622"/>
+                <wp:lineTo x="9613" y="19080"/>
+                <wp:lineTo x="0" y="19539"/>
+                <wp:lineTo x="0" y="21465"/>
+                <wp:lineTo x="21363" y="21465"/>
+                <wp:lineTo x="21363" y="19539"/>
+                <wp:lineTo x="11749" y="19080"/>
+                <wp:lineTo x="14954" y="19080"/>
+                <wp:lineTo x="20295" y="18163"/>
+                <wp:lineTo x="19938" y="17613"/>
+                <wp:lineTo x="21363" y="16145"/>
+                <wp:lineTo x="21363" y="15595"/>
+                <wp:lineTo x="11749" y="14677"/>
+                <wp:lineTo x="21363" y="14310"/>
+                <wp:lineTo x="21363" y="11283"/>
+                <wp:lineTo x="11749" y="10274"/>
+                <wp:lineTo x="21363" y="10182"/>
+                <wp:lineTo x="21363" y="7247"/>
+                <wp:lineTo x="18870" y="5871"/>
+                <wp:lineTo x="20651" y="4403"/>
+                <wp:lineTo x="21363" y="3578"/>
+                <wp:lineTo x="21363" y="3027"/>
+                <wp:lineTo x="12105" y="2935"/>
+                <wp:lineTo x="21363" y="1926"/>
+                <wp:lineTo x="21363" y="0"/>
+                <wp:lineTo x="0" y="0"/>
+              </wp:wrapPolygon>
+            </wp:wrapTight>
+            <wp:docPr id="7" name="Рисунок 7"/>
+            <wp:cNvGraphicFramePr>
+              <a:graphicFrameLocks xmlns:a="http://schemas.openxmlformats.org/drawingml/2006/main" noChangeAspect="1"/>
+            </wp:cNvGraphicFramePr>
+            <a:graphic xmlns:a="http://schemas.openxmlformats.org/drawingml/2006/main">
+              <a:graphicData uri="http://schemas.openxmlformats.org/drawingml/2006/picture">
+                <pic:pic xmlns:pic="http://schemas.openxmlformats.org/drawingml/2006/picture">
+                  <pic:nvPicPr>
+                    <pic:cNvPr id="0" name="Picture 3"/>
+                    <pic:cNvPicPr>
+                      <a:picLocks noChangeAspect="1" noChangeArrowheads="1"/>
+                    </pic:cNvPicPr>
+                  </pic:nvPicPr>
+                  <pic:blipFill>
+                    <a:blip r:embed="rId9">
+                      <a:extLst>
+                        <a:ext uri="{28A0092B-C50C-407E-A947-70E740481C1C}">
+                          <a14:useLocalDpi xmlns:a14="http://schemas.microsoft.com/office/drawing/2010/main" val="0"/>
+                        </a:ext>
+                      </a:extLst>
+                    </a:blip>
+                    <a:srcRect/>
+                    <a:stretch>
+                      <a:fillRect/>
+                    </a:stretch>
+                  </pic:blipFill>
+                  <pic:spPr bwMode="auto">
+                    <a:xfrm>
+                      <a:off x="0" y="0"/>
+                      <a:ext cx="1155700" cy="4485640"/>
+                    </a:xfrm>
+                    <a:prstGeom prst="rect">
+                      <a:avLst/>
+                    </a:prstGeom>
+                    <a:noFill/>
+                    <a:ln>
+                      <a:noFill/>
+                    </a:ln>
+                  </pic:spPr>
+                </pic:pic>
+              </a:graphicData>
+            </a:graphic>
+          </wp:anchor>
+        </w:drawing>
+      </w:r>
+      <w:r>
+        <w:rPr>
+          <w:i/>
+          <w:iCs/>
+          <w:noProof/>
+          <w:sz w:val="24"/>
+          <w:szCs w:val="24"/>
+          <w:lang w:val="uk-UA"/>
+        </w:rPr>
+        <w:drawing>
+          <wp:anchor distT="0" distB="0" distL="114300" distR="114300" simplePos="0" relativeHeight="251666432" behindDoc="1" locked="0" layoutInCell="1" allowOverlap="1" wp14:anchorId="5EEFDEDE" wp14:editId="57A02A3E">
+            <wp:simplePos x="0" y="0"/>
+            <wp:positionH relativeFrom="column">
+              <wp:posOffset>2077696</wp:posOffset>
+            </wp:positionH>
+            <wp:positionV relativeFrom="paragraph">
+              <wp:posOffset>9897</wp:posOffset>
+            </wp:positionV>
+            <wp:extent cx="1294130" cy="5339715"/>
+            <wp:effectExtent l="0" t="0" r="1270" b="0"/>
+            <wp:wrapTight wrapText="bothSides">
+              <wp:wrapPolygon edited="0">
+                <wp:start x="1272" y="0"/>
+                <wp:lineTo x="954" y="154"/>
+                <wp:lineTo x="636" y="1464"/>
+                <wp:lineTo x="8267" y="2466"/>
+                <wp:lineTo x="4769" y="2543"/>
+                <wp:lineTo x="2544" y="2928"/>
+                <wp:lineTo x="2544" y="3699"/>
+                <wp:lineTo x="636" y="4932"/>
+                <wp:lineTo x="0" y="8477"/>
+                <wp:lineTo x="1272" y="8631"/>
+                <wp:lineTo x="9857" y="8631"/>
+                <wp:lineTo x="0" y="9478"/>
+                <wp:lineTo x="0" y="12021"/>
+                <wp:lineTo x="10175" y="12330"/>
+                <wp:lineTo x="636" y="12946"/>
+                <wp:lineTo x="0" y="13023"/>
+                <wp:lineTo x="0" y="15412"/>
+                <wp:lineTo x="5087" y="16029"/>
+                <wp:lineTo x="10175" y="16029"/>
+                <wp:lineTo x="4451" y="16414"/>
+                <wp:lineTo x="2862" y="16722"/>
+                <wp:lineTo x="2862" y="17262"/>
+                <wp:lineTo x="1272" y="18494"/>
+                <wp:lineTo x="954" y="18880"/>
+                <wp:lineTo x="6995" y="19727"/>
+                <wp:lineTo x="2226" y="19882"/>
+                <wp:lineTo x="636" y="20036"/>
+                <wp:lineTo x="636" y="20960"/>
+                <wp:lineTo x="1272" y="21500"/>
+                <wp:lineTo x="20985" y="21500"/>
+                <wp:lineTo x="21303" y="20036"/>
+                <wp:lineTo x="20031" y="19882"/>
+                <wp:lineTo x="13672" y="19727"/>
+                <wp:lineTo x="18760" y="18726"/>
+                <wp:lineTo x="18760" y="18494"/>
+                <wp:lineTo x="21303" y="16491"/>
+                <wp:lineTo x="20031" y="16337"/>
+                <wp:lineTo x="11764" y="16029"/>
+                <wp:lineTo x="21303" y="15489"/>
+                <wp:lineTo x="21303" y="12946"/>
+                <wp:lineTo x="11764" y="12330"/>
+                <wp:lineTo x="21303" y="12021"/>
+                <wp:lineTo x="21303" y="9478"/>
+                <wp:lineTo x="11447" y="8631"/>
+                <wp:lineTo x="21303" y="8554"/>
+                <wp:lineTo x="21303" y="6088"/>
+                <wp:lineTo x="18124" y="4932"/>
+                <wp:lineTo x="20031" y="3699"/>
+                <wp:lineTo x="21303" y="2620"/>
+                <wp:lineTo x="20667" y="2543"/>
+                <wp:lineTo x="13672" y="2466"/>
+                <wp:lineTo x="21303" y="1464"/>
+                <wp:lineTo x="20985" y="0"/>
+                <wp:lineTo x="1272" y="0"/>
+              </wp:wrapPolygon>
+            </wp:wrapTight>
+            <wp:docPr id="4" name="Рисунок 4"/>
+            <wp:cNvGraphicFramePr>
+              <a:graphicFrameLocks xmlns:a="http://schemas.openxmlformats.org/drawingml/2006/main" noChangeAspect="1"/>
+            </wp:cNvGraphicFramePr>
+            <a:graphic xmlns:a="http://schemas.openxmlformats.org/drawingml/2006/main">
+              <a:graphicData uri="http://schemas.openxmlformats.org/drawingml/2006/picture">
+                <pic:pic xmlns:pic="http://schemas.openxmlformats.org/drawingml/2006/picture">
+                  <pic:nvPicPr>
+                    <pic:cNvPr id="0" name="Picture 1"/>
+                    <pic:cNvPicPr>
+                      <a:picLocks noChangeAspect="1" noChangeArrowheads="1"/>
+                    </pic:cNvPicPr>
+                  </pic:nvPicPr>
+                  <pic:blipFill>
+                    <a:blip r:embed="rId10">
+                      <a:extLst>
+                        <a:ext uri="{28A0092B-C50C-407E-A947-70E740481C1C}">
+                          <a14:useLocalDpi xmlns:a14="http://schemas.microsoft.com/office/drawing/2010/main" val="0"/>
+                        </a:ext>
+                      </a:extLst>
+                    </a:blip>
+                    <a:srcRect/>
+                    <a:stretch>
+                      <a:fillRect/>
+                    </a:stretch>
+                  </pic:blipFill>
+                  <pic:spPr bwMode="auto">
+                    <a:xfrm>
+                      <a:off x="0" y="0"/>
+                      <a:ext cx="1294130" cy="5339715"/>
+                    </a:xfrm>
+                    <a:prstGeom prst="rect">
+                      <a:avLst/>
+                    </a:prstGeom>
+                    <a:noFill/>
+                    <a:ln>
+                      <a:noFill/>
+                    </a:ln>
+                  </pic:spPr>
+                </pic:pic>
+              </a:graphicData>
+            </a:graphic>
+          </wp:anchor>
+        </w:drawing>
+      </w:r>
+    </w:p>
+    <w:p>
+      <w:pPr>
+        <w:rPr>
+          <w:i/>
+          <w:iCs/>
+          <w:sz w:val="24"/>
+          <w:szCs w:val="24"/>
+          <w:lang w:val="uk-UA"/>
+        </w:rPr>
+      </w:pPr>
+    </w:p>
+    <w:p>
+      <w:pPr>
+        <w:rPr>
+          <w:i/>
+          <w:iCs/>
+          <w:sz w:val="24"/>
+          <w:szCs w:val="24"/>
+          <w:lang w:val="uk-UA"/>
+        </w:rPr>
+      </w:pPr>
+    </w:p>
+    <w:p>
+      <w:pPr>
+        <w:rPr>
+          <w:i/>
+          <w:iCs/>
+          <w:sz w:val="24"/>
+          <w:szCs w:val="24"/>
+          <w:lang w:val="uk-UA"/>
+        </w:rPr>
+      </w:pPr>
+    </w:p>
+    <w:p>
+      <w:pPr>
+        <w:rPr>
+          <w:i/>
+          <w:iCs/>
+          <w:sz w:val="24"/>
+          <w:szCs w:val="24"/>
+          <w:lang w:val="uk-UA"/>
+        </w:rPr>
+      </w:pPr>
+    </w:p>
+    <w:p>
+      <w:pPr>
+        <w:rPr>
+          <w:i/>
+          <w:iCs/>
+          <w:sz w:val="24"/>
+          <w:szCs w:val="24"/>
+          <w:lang w:val="uk-UA"/>
+        </w:rPr>
+      </w:pPr>
+    </w:p>
+    <w:p>
+      <w:pPr>
+        <w:rPr>
+          <w:i/>
+          <w:iCs/>
+          <w:sz w:val="24"/>
+          <w:szCs w:val="24"/>
+          <w:lang w:val="uk-UA"/>
+        </w:rPr>
+      </w:pPr>
+    </w:p>
+    <w:p>
+      <w:pPr>
+        <w:rPr>
+          <w:i/>
+          <w:iCs/>
+          <w:sz w:val="24"/>
+          <w:szCs w:val="24"/>
+          <w:lang w:val="uk-UA"/>
+        </w:rPr>
+      </w:pPr>
+    </w:p>
+    <w:p>
+      <w:pPr>
+        <w:rPr>
+          <w:i/>
+          <w:iCs/>
+          <w:sz w:val="24"/>
+          <w:szCs w:val="24"/>
+          <w:lang w:val="uk-UA"/>
+        </w:rPr>
+      </w:pPr>
+    </w:p>
+    <w:p>
+      <w:pPr>
+        <w:rPr>
+          <w:i/>
+          <w:iCs/>
+          <w:sz w:val="24"/>
+          <w:szCs w:val="24"/>
+          <w:lang w:val="uk-UA"/>
+        </w:rPr>
+      </w:pPr>
+    </w:p>
+    <w:p>
+      <w:pPr>
+        <w:rPr>
+          <w:i/>
+          <w:iCs/>
+          <w:sz w:val="24"/>
+          <w:szCs w:val="24"/>
+          <w:lang w:val="uk-UA"/>
+        </w:rPr>
+      </w:pPr>
+    </w:p>
+    <w:p>
+      <w:pPr>
+        <w:rPr>
+          <w:i/>
+          <w:iCs/>
+          <w:sz w:val="24"/>
+          <w:szCs w:val="24"/>
+          <w:lang w:val="uk-UA"/>
+        </w:rPr>
+      </w:pPr>
+      <w:r>
+        <w:rPr>
+          <w:i/>
+          <w:iCs/>
+          <w:noProof/>
+          <w:sz w:val="24"/>
+          <w:szCs w:val="24"/>
+          <w:lang w:val="uk-UA"/>
+        </w:rPr>
+        <w:drawing>
+          <wp:anchor distT="0" distB="0" distL="114300" distR="114300" simplePos="0" relativeHeight="251667455" behindDoc="0" locked="0" layoutInCell="1" allowOverlap="1" wp14:anchorId="4E655F5E" wp14:editId="4B2C8574">
+            <wp:simplePos x="0" y="0"/>
+            <wp:positionH relativeFrom="column">
+              <wp:posOffset>4932393</wp:posOffset>
+            </wp:positionH>
+            <wp:positionV relativeFrom="paragraph">
+              <wp:posOffset>168646</wp:posOffset>
             </wp:positionV>
             <wp:extent cx="916488" cy="162295"/>
             <wp:effectExtent l="0" t="0" r="0" b="9525"/>
-            <wp:wrapNone/>
+            <wp:wrapThrough wrapText="bothSides">
+              <wp:wrapPolygon edited="0">
+                <wp:start x="0" y="0"/>
+                <wp:lineTo x="0" y="20329"/>
+                <wp:lineTo x="21106" y="20329"/>
+                <wp:lineTo x="21106" y="0"/>
+                <wp:lineTo x="0" y="0"/>
+              </wp:wrapPolygon>
+            </wp:wrapThrough>
             <wp:docPr id="12" name="Рисунок 12"/>
             <wp:cNvGraphicFramePr>
               <a:graphicFrameLocks xmlns:a="http://schemas.openxmlformats.org/drawingml/2006/main" noChangeAspect="1"/>
@@ -4912,7 +5342,7 @@
                     </pic:cNvPicPr>
                   </pic:nvPicPr>
                   <pic:blipFill>
-                    <a:blip r:embed="rId8">
+                    <a:blip r:embed="rId11">
                       <a:extLst>
                         <a:ext uri="{28A0092B-C50C-407E-A947-70E740481C1C}">
                           <a14:useLocalDpi xmlns:a14="http://schemas.microsoft.com/office/drawing/2010/main" val="0"/>
@@ -4946,285 +5376,28 @@
           </wp:anchor>
         </w:drawing>
       </w:r>
-      <w:r>
+    </w:p>
+    <w:p>
+      <w:pPr>
         <w:rPr>
           <w:i/>
           <w:iCs/>
-          <w:noProof/>
-          <w:sz w:val="24"/>
-          <w:szCs w:val="24"/>
-          <w:lang w:val="uk-UA"/>
-        </w:rPr>
-        <w:drawing>
-          <wp:anchor distT="0" distB="0" distL="114300" distR="114300" simplePos="0" relativeHeight="251664384" behindDoc="1" locked="0" layoutInCell="1" allowOverlap="1" wp14:anchorId="344C40BB" wp14:editId="059307AE">
-            <wp:simplePos x="0" y="0"/>
-            <wp:positionH relativeFrom="column">
-              <wp:posOffset>4241165</wp:posOffset>
-            </wp:positionH>
-            <wp:positionV relativeFrom="paragraph">
-              <wp:posOffset>6985</wp:posOffset>
-            </wp:positionV>
-            <wp:extent cx="2249170" cy="6301740"/>
-            <wp:effectExtent l="0" t="0" r="0" b="3810"/>
-            <wp:wrapTight wrapText="bothSides">
-              <wp:wrapPolygon edited="0">
-                <wp:start x="4940" y="0"/>
-                <wp:lineTo x="4757" y="1045"/>
-                <wp:lineTo x="6220" y="2089"/>
-                <wp:lineTo x="5488" y="3134"/>
-                <wp:lineTo x="4940" y="3918"/>
-                <wp:lineTo x="5854" y="4114"/>
-                <wp:lineTo x="10245" y="4179"/>
-                <wp:lineTo x="4574" y="4440"/>
-                <wp:lineTo x="3842" y="4505"/>
-                <wp:lineTo x="3842" y="6530"/>
-                <wp:lineTo x="7867" y="7313"/>
-                <wp:lineTo x="9147" y="7313"/>
-                <wp:lineTo x="2378" y="7770"/>
-                <wp:lineTo x="183" y="8031"/>
-                <wp:lineTo x="183" y="16324"/>
-                <wp:lineTo x="4208" y="16716"/>
-                <wp:lineTo x="10245" y="16716"/>
-                <wp:lineTo x="6952" y="17173"/>
-                <wp:lineTo x="6037" y="17434"/>
-                <wp:lineTo x="6037" y="17761"/>
-                <wp:lineTo x="5123" y="18805"/>
-                <wp:lineTo x="4940" y="19262"/>
-                <wp:lineTo x="7867" y="19850"/>
-                <wp:lineTo x="10245" y="19850"/>
-                <wp:lineTo x="5854" y="20111"/>
-                <wp:lineTo x="4757" y="20307"/>
-                <wp:lineTo x="4757" y="21025"/>
-                <wp:lineTo x="5123" y="21548"/>
-                <wp:lineTo x="16282" y="21548"/>
-                <wp:lineTo x="16465" y="21548"/>
-                <wp:lineTo x="17014" y="20307"/>
-                <wp:lineTo x="15733" y="20111"/>
-                <wp:lineTo x="11160" y="19850"/>
-                <wp:lineTo x="12440" y="19850"/>
-                <wp:lineTo x="15368" y="19132"/>
-                <wp:lineTo x="15185" y="18805"/>
-                <wp:lineTo x="16099" y="17761"/>
-                <wp:lineTo x="16831" y="17304"/>
-                <wp:lineTo x="16099" y="17173"/>
-                <wp:lineTo x="11343" y="16716"/>
-                <wp:lineTo x="21222" y="15671"/>
-                <wp:lineTo x="21405" y="6921"/>
-                <wp:lineTo x="20673" y="6726"/>
-                <wp:lineTo x="17563" y="6268"/>
-                <wp:lineTo x="17929" y="4636"/>
-                <wp:lineTo x="16831" y="4440"/>
-                <wp:lineTo x="11160" y="4179"/>
-                <wp:lineTo x="13538" y="4179"/>
-                <wp:lineTo x="15733" y="3657"/>
-                <wp:lineTo x="15551" y="3134"/>
-                <wp:lineTo x="16465" y="2089"/>
-                <wp:lineTo x="16465" y="131"/>
-                <wp:lineTo x="16282" y="0"/>
-                <wp:lineTo x="4940" y="0"/>
-              </wp:wrapPolygon>
-            </wp:wrapTight>
-            <wp:docPr id="11" name="Рисунок 11"/>
-            <wp:cNvGraphicFramePr>
-              <a:graphicFrameLocks xmlns:a="http://schemas.openxmlformats.org/drawingml/2006/main" noChangeAspect="1"/>
-            </wp:cNvGraphicFramePr>
-            <a:graphic xmlns:a="http://schemas.openxmlformats.org/drawingml/2006/main">
-              <a:graphicData uri="http://schemas.openxmlformats.org/drawingml/2006/picture">
-                <pic:pic xmlns:pic="http://schemas.openxmlformats.org/drawingml/2006/picture">
-                  <pic:nvPicPr>
-                    <pic:cNvPr id="0" name="Picture 5"/>
-                    <pic:cNvPicPr>
-                      <a:picLocks noChangeAspect="1" noChangeArrowheads="1"/>
-                    </pic:cNvPicPr>
-                  </pic:nvPicPr>
-                  <pic:blipFill>
-                    <a:blip r:embed="rId9">
-                      <a:extLst>
-                        <a:ext uri="{28A0092B-C50C-407E-A947-70E740481C1C}">
-                          <a14:useLocalDpi xmlns:a14="http://schemas.microsoft.com/office/drawing/2010/main" val="0"/>
-                        </a:ext>
-                      </a:extLst>
-                    </a:blip>
-                    <a:srcRect/>
-                    <a:stretch>
-                      <a:fillRect/>
-                    </a:stretch>
-                  </pic:blipFill>
-                  <pic:spPr bwMode="auto">
-                    <a:xfrm>
-                      <a:off x="0" y="0"/>
-                      <a:ext cx="2249170" cy="6301740"/>
-                    </a:xfrm>
-                    <a:prstGeom prst="rect">
-                      <a:avLst/>
-                    </a:prstGeom>
-                    <a:noFill/>
-                    <a:ln>
-                      <a:noFill/>
-                    </a:ln>
-                  </pic:spPr>
-                </pic:pic>
-              </a:graphicData>
-            </a:graphic>
-          </wp:anchor>
-        </w:drawing>
-      </w:r>
-      <w:r>
+          <w:sz w:val="24"/>
+          <w:szCs w:val="24"/>
+          <w:lang w:val="uk-UA"/>
+        </w:rPr>
+      </w:pPr>
+    </w:p>
+    <w:p>
+      <w:pPr>
         <w:rPr>
           <w:i/>
           <w:iCs/>
-          <w:noProof/>
-          <w:sz w:val="24"/>
-          <w:szCs w:val="24"/>
-          <w:lang w:val="uk-UA"/>
-        </w:rPr>
-        <w:drawing>
-          <wp:anchor distT="0" distB="0" distL="114300" distR="114300" simplePos="0" relativeHeight="251666432" behindDoc="1" locked="0" layoutInCell="1" allowOverlap="1" wp14:anchorId="238DDB5E" wp14:editId="206CEAB1">
-            <wp:simplePos x="0" y="0"/>
-            <wp:positionH relativeFrom="column">
-              <wp:posOffset>2357846</wp:posOffset>
-            </wp:positionH>
-            <wp:positionV relativeFrom="paragraph">
-              <wp:posOffset>8074</wp:posOffset>
-            </wp:positionV>
-            <wp:extent cx="1162685" cy="4017010"/>
-            <wp:effectExtent l="0" t="0" r="0" b="2540"/>
-            <wp:wrapTight wrapText="bothSides">
-              <wp:wrapPolygon edited="0">
-                <wp:start x="0" y="0"/>
-                <wp:lineTo x="0" y="2049"/>
-                <wp:lineTo x="2477" y="3278"/>
-                <wp:lineTo x="354" y="4917"/>
-                <wp:lineTo x="0" y="5839"/>
-                <wp:lineTo x="0" y="6248"/>
-                <wp:lineTo x="9555" y="6556"/>
-                <wp:lineTo x="0" y="6966"/>
-                <wp:lineTo x="0" y="14443"/>
-                <wp:lineTo x="9555" y="14751"/>
-                <wp:lineTo x="3539" y="15160"/>
-                <wp:lineTo x="1416" y="15672"/>
-                <wp:lineTo x="1416" y="16390"/>
-                <wp:lineTo x="0" y="17824"/>
-                <wp:lineTo x="0" y="21511"/>
-                <wp:lineTo x="21234" y="21511"/>
-                <wp:lineTo x="21234" y="19565"/>
-                <wp:lineTo x="18757" y="18028"/>
-                <wp:lineTo x="20880" y="16390"/>
-                <wp:lineTo x="21234" y="15570"/>
-                <wp:lineTo x="21234" y="15160"/>
-                <wp:lineTo x="11325" y="14751"/>
-                <wp:lineTo x="21234" y="14443"/>
-                <wp:lineTo x="21234" y="6966"/>
-                <wp:lineTo x="11325" y="6556"/>
-                <wp:lineTo x="15926" y="6556"/>
-                <wp:lineTo x="20173" y="5736"/>
-                <wp:lineTo x="19819" y="4917"/>
-                <wp:lineTo x="21234" y="3278"/>
-                <wp:lineTo x="21234" y="0"/>
-                <wp:lineTo x="0" y="0"/>
-              </wp:wrapPolygon>
-            </wp:wrapTight>
-            <wp:docPr id="14" name="Рисунок 14"/>
-            <wp:cNvGraphicFramePr>
-              <a:graphicFrameLocks xmlns:a="http://schemas.openxmlformats.org/drawingml/2006/main" noChangeAspect="1"/>
-            </wp:cNvGraphicFramePr>
-            <a:graphic xmlns:a="http://schemas.openxmlformats.org/drawingml/2006/main">
-              <a:graphicData uri="http://schemas.openxmlformats.org/drawingml/2006/picture">
-                <pic:pic xmlns:pic="http://schemas.openxmlformats.org/drawingml/2006/picture">
-                  <pic:nvPicPr>
-                    <pic:cNvPr id="0" name="Picture 8"/>
-                    <pic:cNvPicPr>
-                      <a:picLocks noChangeAspect="1" noChangeArrowheads="1"/>
-                    </pic:cNvPicPr>
-                  </pic:nvPicPr>
-                  <pic:blipFill>
-                    <a:blip r:embed="rId10">
-                      <a:extLst>
-                        <a:ext uri="{28A0092B-C50C-407E-A947-70E740481C1C}">
-                          <a14:useLocalDpi xmlns:a14="http://schemas.microsoft.com/office/drawing/2010/main" val="0"/>
-                        </a:ext>
-                      </a:extLst>
-                    </a:blip>
-                    <a:srcRect/>
-                    <a:stretch>
-                      <a:fillRect/>
-                    </a:stretch>
-                  </pic:blipFill>
-                  <pic:spPr bwMode="auto">
-                    <a:xfrm>
-                      <a:off x="0" y="0"/>
-                      <a:ext cx="1162685" cy="4017010"/>
-                    </a:xfrm>
-                    <a:prstGeom prst="rect">
-                      <a:avLst/>
-                    </a:prstGeom>
-                    <a:noFill/>
-                    <a:ln>
-                      <a:noFill/>
-                    </a:ln>
-                  </pic:spPr>
-                </pic:pic>
-              </a:graphicData>
-            </a:graphic>
-          </wp:anchor>
-        </w:drawing>
-      </w:r>
-      <w:r>
-        <w:rPr>
-          <w:noProof/>
-          <w:sz w:val="24"/>
-          <w:szCs w:val="24"/>
-          <w:lang w:val="uk-UA"/>
-        </w:rPr>
-        <w:drawing>
-          <wp:inline distT="0" distB="0" distL="0" distR="0" wp14:anchorId="4AACA167" wp14:editId="2B1C5AEA">
-            <wp:extent cx="1162685" cy="4017010"/>
-            <wp:effectExtent l="0" t="0" r="0" b="2540"/>
-            <wp:docPr id="13" name="Рисунок 13"/>
-            <wp:cNvGraphicFramePr>
-              <a:graphicFrameLocks xmlns:a="http://schemas.openxmlformats.org/drawingml/2006/main" noChangeAspect="1"/>
-            </wp:cNvGraphicFramePr>
-            <a:graphic xmlns:a="http://schemas.openxmlformats.org/drawingml/2006/main">
-              <a:graphicData uri="http://schemas.openxmlformats.org/drawingml/2006/picture">
-                <pic:pic xmlns:pic="http://schemas.openxmlformats.org/drawingml/2006/picture">
-                  <pic:nvPicPr>
-                    <pic:cNvPr id="0" name="Picture 7"/>
-                    <pic:cNvPicPr>
-                      <a:picLocks noChangeAspect="1" noChangeArrowheads="1"/>
-                    </pic:cNvPicPr>
-                  </pic:nvPicPr>
-                  <pic:blipFill>
-                    <a:blip r:embed="rId11">
-                      <a:extLst>
-                        <a:ext uri="{28A0092B-C50C-407E-A947-70E740481C1C}">
-                          <a14:useLocalDpi xmlns:a14="http://schemas.microsoft.com/office/drawing/2010/main" val="0"/>
-                        </a:ext>
-                      </a:extLst>
-                    </a:blip>
-                    <a:srcRect/>
-                    <a:stretch>
-                      <a:fillRect/>
-                    </a:stretch>
-                  </pic:blipFill>
-                  <pic:spPr bwMode="auto">
-                    <a:xfrm>
-                      <a:off x="0" y="0"/>
-                      <a:ext cx="1162685" cy="4017010"/>
-                    </a:xfrm>
-                    <a:prstGeom prst="rect">
-                      <a:avLst/>
-                    </a:prstGeom>
-                    <a:noFill/>
-                    <a:ln>
-                      <a:noFill/>
-                    </a:ln>
-                  </pic:spPr>
-                </pic:pic>
-              </a:graphicData>
-            </a:graphic>
-          </wp:inline>
-        </w:drawing>
-      </w:r>
+          <w:sz w:val="24"/>
+          <w:szCs w:val="24"/>
+          <w:lang w:val="uk-UA"/>
+        </w:rPr>
+      </w:pPr>
     </w:p>
     <w:p>
       <w:pPr>
@@ -5335,7 +5508,9 @@
           <w:lang w:val="uk-UA"/>
         </w:rPr>
       </w:pPr>
-      <w:r>
+    </w:p>
+    <w:p>
+      <w:pPr>
         <w:rPr>
           <w:i/>
           <w:iCs/>
@@ -5343,8 +5518,7 @@
           <w:szCs w:val="24"/>
           <w:lang w:val="uk-UA"/>
         </w:rPr>
-        <w:t>Випробування алгоритму.</w:t>
-      </w:r>
+      </w:pPr>
     </w:p>
     <w:p>
       <w:pPr>
@@ -5356,6 +5530,83 @@
           <w:lang w:val="uk-UA"/>
         </w:rPr>
       </w:pPr>
+    </w:p>
+    <w:p>
+      <w:pPr>
+        <w:rPr>
+          <w:i/>
+          <w:iCs/>
+          <w:sz w:val="24"/>
+          <w:szCs w:val="24"/>
+          <w:lang w:val="uk-UA"/>
+        </w:rPr>
+      </w:pPr>
+    </w:p>
+    <w:p>
+      <w:pPr>
+        <w:rPr>
+          <w:i/>
+          <w:iCs/>
+          <w:sz w:val="24"/>
+          <w:szCs w:val="24"/>
+          <w:lang w:val="uk-UA"/>
+        </w:rPr>
+      </w:pPr>
+    </w:p>
+    <w:p>
+      <w:pPr>
+        <w:rPr>
+          <w:i/>
+          <w:iCs/>
+          <w:sz w:val="24"/>
+          <w:szCs w:val="24"/>
+          <w:lang w:val="uk-UA"/>
+        </w:rPr>
+      </w:pPr>
+    </w:p>
+    <w:p>
+      <w:pPr>
+        <w:rPr>
+          <w:i/>
+          <w:iCs/>
+          <w:sz w:val="24"/>
+          <w:szCs w:val="24"/>
+          <w:lang w:val="uk-UA"/>
+        </w:rPr>
+      </w:pPr>
+    </w:p>
+    <w:p>
+      <w:pPr>
+        <w:rPr>
+          <w:i/>
+          <w:iCs/>
+          <w:sz w:val="24"/>
+          <w:szCs w:val="24"/>
+          <w:lang w:val="uk-UA"/>
+        </w:rPr>
+      </w:pPr>
+    </w:p>
+    <w:p>
+      <w:pPr>
+        <w:rPr>
+          <w:i/>
+          <w:iCs/>
+          <w:sz w:val="24"/>
+          <w:szCs w:val="24"/>
+          <w:lang w:val="uk-UA"/>
+        </w:rPr>
+      </w:pPr>
+      <w:r>
+        <w:rPr>
+          <w:i/>
+          <w:iCs/>
+          <w:sz w:val="24"/>
+          <w:szCs w:val="24"/>
+          <w:lang w:val="uk-UA"/>
+        </w:rPr>
+        <w:lastRenderedPageBreak/>
+        <w:t>Випробування алгоритму.</w:t>
+      </w:r>
     </w:p>
     <w:tbl>
       <w:tblPr>
@@ -5506,7 +5757,67 @@
                 <w:szCs w:val="24"/>
                 <w:lang w:val="uk-UA"/>
               </w:rPr>
-              <w:t>і := 1</w:t>
+              <w:t>у</w:t>
+            </w:r>
+            <w:r>
+              <w:rPr>
+                <w:sz w:val="24"/>
+                <w:szCs w:val="24"/>
+                <w:vertAlign w:val="subscript"/>
+                <w:lang w:val="uk-UA"/>
+              </w:rPr>
+              <w:t>1</w:t>
+            </w:r>
+            <w:r>
+              <w:rPr>
+                <w:sz w:val="24"/>
+                <w:szCs w:val="24"/>
+                <w:vertAlign w:val="subscript"/>
+                <w:lang w:val="uk-UA"/>
+              </w:rPr>
+              <w:t xml:space="preserve"> </w:t>
+            </w:r>
+            <w:r>
+              <w:rPr>
+                <w:sz w:val="24"/>
+                <w:szCs w:val="24"/>
+                <w:lang w:val="uk-UA"/>
+              </w:rPr>
+              <w:t>:= (у</w:t>
+            </w:r>
+            <w:r>
+              <w:rPr>
+                <w:sz w:val="24"/>
+                <w:szCs w:val="24"/>
+                <w:vertAlign w:val="subscript"/>
+                <w:lang w:val="uk-UA"/>
+              </w:rPr>
+              <w:t>0</w:t>
+            </w:r>
+            <w:r>
+              <w:rPr>
+                <w:sz w:val="24"/>
+                <w:szCs w:val="24"/>
+                <w:lang w:val="uk-UA"/>
+              </w:rPr>
+              <w:t>+(х/у</w:t>
+            </w:r>
+            <w:r>
+              <w:rPr>
+                <w:sz w:val="24"/>
+                <w:szCs w:val="24"/>
+                <w:vertAlign w:val="subscript"/>
+                <w:lang w:val="uk-UA"/>
+              </w:rPr>
+              <w:t>0</w:t>
+            </w:r>
+            <w:r>
+              <w:rPr>
+                <w:sz w:val="24"/>
+                <w:szCs w:val="24"/>
+                <w:lang w:val="uk-UA"/>
+              </w:rPr>
+              <w:t>))/2 = 2.125</w:t>
             </w:r>
           </w:p>
         </w:tc>
@@ -5522,13 +5833,47 @@
               <w:rPr>
                 <w:sz w:val="24"/>
                 <w:szCs w:val="24"/>
-                <w:lang w:val="uk-UA"/>
+                <w:lang w:val="en-US"/>
               </w:rPr>
             </w:pPr>
             <w:r>
               <w:rPr>
                 <w:sz w:val="24"/>
                 <w:szCs w:val="24"/>
+                <w:lang w:val="en-US"/>
+              </w:rPr>
+              <w:t>|</w:t>
+            </w:r>
+            <w:r>
+              <w:rPr>
+                <w:sz w:val="24"/>
+                <w:szCs w:val="24"/>
+                <w:lang w:val="uk-UA"/>
+              </w:rPr>
+              <w:t xml:space="preserve"> у</w:t>
+            </w:r>
+            <w:r>
+              <w:rPr>
+                <w:sz w:val="24"/>
+                <w:szCs w:val="24"/>
+                <w:vertAlign w:val="subscript"/>
+                <w:lang w:val="uk-UA"/>
+              </w:rPr>
+              <w:t>1</w:t>
+            </w:r>
+            <w:r>
+              <w:rPr>
+                <w:sz w:val="24"/>
+                <w:szCs w:val="24"/>
+                <w:vertAlign w:val="subscript"/>
+                <w:lang w:val="en-US"/>
+              </w:rPr>
+              <w:t xml:space="preserve"> * </w:t>
+            </w:r>
+            <w:r>
+              <w:rPr>
+                <w:sz w:val="24"/>
+                <w:szCs w:val="24"/>
                 <w:lang w:val="uk-UA"/>
               </w:rPr>
               <w:t>у</w:t>
@@ -5547,18 +5892,36 @@
                 <w:sz w:val="24"/>
                 <w:szCs w:val="24"/>
                 <w:vertAlign w:val="subscript"/>
-                <w:lang w:val="uk-UA"/>
+                <w:lang w:val="en-US"/>
               </w:rPr>
               <w:t xml:space="preserve"> </w:t>
             </w:r>
-            <w:r>
-              <w:rPr>
-                <w:sz w:val="24"/>
-                <w:szCs w:val="24"/>
-                <w:lang w:val="uk-UA"/>
-              </w:rPr>
-              <w:t>:= (у</w:t>
-            </w:r>
+            <w:proofErr w:type="gramStart"/>
+            <w:r>
+              <w:rPr>
+                <w:sz w:val="24"/>
+                <w:szCs w:val="24"/>
+                <w:lang w:val="en-US"/>
+              </w:rPr>
+              <w:t xml:space="preserve">- </w:t>
+            </w:r>
+            <w:r>
+              <w:rPr>
+                <w:sz w:val="24"/>
+                <w:szCs w:val="24"/>
+                <w:lang w:val="en-US"/>
+              </w:rPr>
+              <w:t xml:space="preserve"> </w:t>
+            </w:r>
+            <w:r>
+              <w:rPr>
+                <w:sz w:val="24"/>
+                <w:szCs w:val="24"/>
+                <w:lang w:val="uk-UA"/>
+              </w:rPr>
+              <w:t>у</w:t>
+            </w:r>
+            <w:proofErr w:type="gramEnd"/>
             <w:r>
               <w:rPr>
                 <w:sz w:val="24"/>
@@ -5572,15 +5935,24 @@
               <w:rPr>
                 <w:sz w:val="24"/>
                 <w:szCs w:val="24"/>
-                <w:lang w:val="uk-UA"/>
-              </w:rPr>
-              <w:t>+(х/у</w:t>
-            </w:r>
-            <w:r>
-              <w:rPr>
-                <w:sz w:val="24"/>
-                <w:szCs w:val="24"/>
                 <w:vertAlign w:val="subscript"/>
+                <w:lang w:val="en-US"/>
+              </w:rPr>
+              <w:t xml:space="preserve"> * </w:t>
+            </w:r>
+            <w:r>
+              <w:rPr>
+                <w:sz w:val="24"/>
+                <w:szCs w:val="24"/>
+                <w:lang w:val="uk-UA"/>
+              </w:rPr>
+              <w:t>у</w:t>
+            </w:r>
+            <w:r>
+              <w:rPr>
+                <w:sz w:val="24"/>
+                <w:szCs w:val="24"/>
+                <w:vertAlign w:val="subscript"/>
                 <w:lang w:val="uk-UA"/>
               </w:rPr>
               <w:t>0</w:t>
@@ -5589,17 +5961,9 @@
               <w:rPr>
                 <w:sz w:val="24"/>
                 <w:szCs w:val="24"/>
-                <w:lang w:val="uk-UA"/>
-              </w:rPr>
-              <w:t>))/2</w:t>
-            </w:r>
-            <w:r>
-              <w:rPr>
-                <w:sz w:val="24"/>
-                <w:szCs w:val="24"/>
-                <w:lang w:val="uk-UA"/>
-              </w:rPr>
-              <w:t xml:space="preserve"> = 2.125</w:t>
+                <w:lang w:val="en-US"/>
+              </w:rPr>
+              <w:t>| = 11.48 &lt; 12</w:t>
             </w:r>
           </w:p>
         </w:tc>
@@ -5615,32 +5979,16 @@
               <w:rPr>
                 <w:sz w:val="24"/>
                 <w:szCs w:val="24"/>
-                <w:lang w:val="en-US"/>
+                <w:lang w:val="uk-UA"/>
               </w:rPr>
             </w:pPr>
             <w:r>
               <w:rPr>
                 <w:sz w:val="24"/>
                 <w:szCs w:val="24"/>
-                <w:lang w:val="en-US"/>
-              </w:rPr>
-              <w:t>|</w:t>
-            </w:r>
-            <w:r>
-              <w:rPr>
-                <w:sz w:val="24"/>
-                <w:szCs w:val="24"/>
-                <w:lang w:val="uk-UA"/>
-              </w:rPr>
-              <w:t xml:space="preserve"> </w:t>
-            </w:r>
-            <w:r>
-              <w:rPr>
-                <w:sz w:val="24"/>
-                <w:szCs w:val="24"/>
-                <w:lang w:val="uk-UA"/>
-              </w:rPr>
-              <w:t>у</w:t>
+                <w:lang w:val="uk-UA"/>
+              </w:rPr>
+              <w:t>у = у</w:t>
             </w:r>
             <w:r>
               <w:rPr>
@@ -5655,105 +6003,9 @@
               <w:rPr>
                 <w:sz w:val="24"/>
                 <w:szCs w:val="24"/>
-                <w:vertAlign w:val="subscript"/>
-                <w:lang w:val="en-US"/>
-              </w:rPr>
-              <w:t xml:space="preserve"> * </w:t>
-            </w:r>
-            <w:r>
-              <w:rPr>
-                <w:sz w:val="24"/>
-                <w:szCs w:val="24"/>
-                <w:lang w:val="uk-UA"/>
-              </w:rPr>
-              <w:t>у</w:t>
-            </w:r>
-            <w:r>
-              <w:rPr>
-                <w:sz w:val="24"/>
-                <w:szCs w:val="24"/>
-                <w:vertAlign w:val="subscript"/>
-                <w:lang w:val="uk-UA"/>
-              </w:rPr>
-              <w:t>1</w:t>
-            </w:r>
-            <w:r>
-              <w:rPr>
-                <w:sz w:val="24"/>
-                <w:szCs w:val="24"/>
-                <w:vertAlign w:val="subscript"/>
-                <w:lang w:val="en-US"/>
-              </w:rPr>
-              <w:t xml:space="preserve"> </w:t>
-            </w:r>
-            <w:proofErr w:type="gramStart"/>
-            <w:r>
-              <w:rPr>
-                <w:sz w:val="24"/>
-                <w:szCs w:val="24"/>
-                <w:lang w:val="en-US"/>
-              </w:rPr>
-              <w:t xml:space="preserve">- </w:t>
-            </w:r>
-            <w:r>
-              <w:rPr>
-                <w:sz w:val="24"/>
-                <w:szCs w:val="24"/>
-                <w:lang w:val="en-US"/>
-              </w:rPr>
-              <w:t xml:space="preserve"> </w:t>
-            </w:r>
-            <w:r>
-              <w:rPr>
-                <w:sz w:val="24"/>
-                <w:szCs w:val="24"/>
-                <w:lang w:val="uk-UA"/>
-              </w:rPr>
-              <w:t>у</w:t>
-            </w:r>
-            <w:proofErr w:type="gramEnd"/>
-            <w:r>
-              <w:rPr>
-                <w:sz w:val="24"/>
-                <w:szCs w:val="24"/>
-                <w:vertAlign w:val="subscript"/>
-                <w:lang w:val="uk-UA"/>
-              </w:rPr>
-              <w:t>0</w:t>
-            </w:r>
-            <w:r>
-              <w:rPr>
-                <w:sz w:val="24"/>
-                <w:szCs w:val="24"/>
-                <w:vertAlign w:val="subscript"/>
-                <w:lang w:val="en-US"/>
-              </w:rPr>
-              <w:t xml:space="preserve"> * </w:t>
-            </w:r>
-            <w:r>
-              <w:rPr>
-                <w:sz w:val="24"/>
-                <w:szCs w:val="24"/>
-                <w:lang w:val="uk-UA"/>
-              </w:rPr>
-              <w:t>у</w:t>
-            </w:r>
-            <w:r>
-              <w:rPr>
-                <w:sz w:val="24"/>
-                <w:szCs w:val="24"/>
-                <w:vertAlign w:val="subscript"/>
-                <w:lang w:val="uk-UA"/>
-              </w:rPr>
-              <w:t>0</w:t>
-            </w:r>
-            <w:r>
-              <w:rPr>
-                <w:sz w:val="24"/>
-                <w:szCs w:val="24"/>
-                <w:lang w:val="en-US"/>
-              </w:rPr>
-              <w:t>| = 11.48 &lt; 12</w:t>
+                <w:lang w:val="uk-UA"/>
+              </w:rPr>
+              <w:t xml:space="preserve"> = 2.125</w:t>
             </w:r>
           </w:p>
         </w:tc>
@@ -5767,67 +6019,6 @@
             <w:pPr>
               <w:jc w:val="center"/>
               <w:rPr>
-                <w:sz w:val="24"/>
-                <w:szCs w:val="24"/>
-                <w:lang w:val="uk-UA"/>
-              </w:rPr>
-            </w:pPr>
-            <w:proofErr w:type="spellStart"/>
-            <w:r>
-              <w:rPr>
-                <w:sz w:val="24"/>
-                <w:szCs w:val="24"/>
-                <w:lang w:val="uk-UA"/>
-              </w:rPr>
-              <w:t>у</w:t>
-            </w:r>
-            <w:r>
-              <w:rPr>
-                <w:sz w:val="24"/>
-                <w:szCs w:val="24"/>
-                <w:vertAlign w:val="subscript"/>
-                <w:lang w:val="uk-UA"/>
-              </w:rPr>
-              <w:t>і</w:t>
-            </w:r>
-            <w:proofErr w:type="spellEnd"/>
-            <w:r>
-              <w:rPr>
-                <w:sz w:val="24"/>
-                <w:szCs w:val="24"/>
-                <w:lang w:val="uk-UA"/>
-              </w:rPr>
-              <w:t xml:space="preserve"> = у</w:t>
-            </w:r>
-            <w:r>
-              <w:rPr>
-                <w:sz w:val="24"/>
-                <w:szCs w:val="24"/>
-                <w:vertAlign w:val="subscript"/>
-                <w:lang w:val="uk-UA"/>
-              </w:rPr>
-              <w:t>1</w:t>
-            </w:r>
-            <w:r>
-              <w:rPr>
-                <w:sz w:val="24"/>
-                <w:szCs w:val="24"/>
-                <w:lang w:val="uk-UA"/>
-              </w:rPr>
-              <w:t xml:space="preserve"> = 2.125</w:t>
-            </w:r>
-          </w:p>
-        </w:tc>
-      </w:tr>
-      <w:tr>
-        <w:tc>
-          <w:tcPr>
-            <w:tcW w:w="10480" w:type="dxa"/>
-          </w:tcPr>
-          <w:p>
-            <w:pPr>
-              <w:jc w:val="center"/>
-              <w:rPr>
                 <w:b/>
                 <w:bCs/>
                 <w:sz w:val="24"/>
@@ -5857,183 +6048,189 @@
           <w:lang w:val="uk-UA"/>
         </w:rPr>
       </w:pPr>
+    </w:p>
+    <w:p>
+      <w:pPr>
+        <w:rPr>
+          <w:i/>
+          <w:iCs/>
+          <w:sz w:val="24"/>
+          <w:szCs w:val="24"/>
+          <w:lang w:val="uk-UA"/>
+        </w:rPr>
+      </w:pPr>
+      <w:r>
+        <w:rPr>
+          <w:i/>
+          <w:iCs/>
+          <w:sz w:val="24"/>
+          <w:szCs w:val="24"/>
+          <w:lang w:val="uk-UA"/>
+        </w:rPr>
+        <w:t>Висновки.</w:t>
+      </w:r>
+    </w:p>
+    <w:p>
+      <w:pPr>
+        <w:rPr>
+          <w:sz w:val="24"/>
+          <w:szCs w:val="24"/>
+          <w:lang w:val="uk-UA"/>
+        </w:rPr>
+      </w:pPr>
+      <w:r>
+        <w:rPr>
+          <w:sz w:val="24"/>
+          <w:szCs w:val="24"/>
+          <w:lang w:val="uk-UA"/>
+        </w:rPr>
+        <w:t>Протягом третьої лабораторної роботи я</w:t>
+      </w:r>
+      <w:r>
+        <w:rPr>
+          <w:sz w:val="24"/>
+          <w:szCs w:val="24"/>
+          <w:lang w:val="uk-UA"/>
+        </w:rPr>
+        <w:t xml:space="preserve"> </w:t>
+      </w:r>
+      <w:proofErr w:type="spellStart"/>
+      <w:r>
+        <w:rPr>
+          <w:sz w:val="24"/>
+          <w:szCs w:val="24"/>
+        </w:rPr>
+        <w:t>досліди</w:t>
+      </w:r>
+      <w:proofErr w:type="spellEnd"/>
+      <w:r>
+        <w:rPr>
+          <w:sz w:val="24"/>
+          <w:szCs w:val="24"/>
+          <w:lang w:val="uk-UA"/>
+        </w:rPr>
+        <w:t xml:space="preserve">в </w:t>
+      </w:r>
+      <w:proofErr w:type="spellStart"/>
+      <w:r>
+        <w:rPr>
+          <w:sz w:val="24"/>
+          <w:szCs w:val="24"/>
+        </w:rPr>
+        <w:t>подання</w:t>
+      </w:r>
+      <w:proofErr w:type="spellEnd"/>
+      <w:r>
+        <w:rPr>
+          <w:sz w:val="24"/>
+          <w:szCs w:val="24"/>
+        </w:rPr>
+        <w:t xml:space="preserve"> </w:t>
+      </w:r>
+      <w:proofErr w:type="spellStart"/>
+      <w:r>
+        <w:rPr>
+          <w:sz w:val="24"/>
+          <w:szCs w:val="24"/>
+        </w:rPr>
+        <w:t>операторів</w:t>
+      </w:r>
+      <w:proofErr w:type="spellEnd"/>
+      <w:r>
+        <w:rPr>
+          <w:sz w:val="24"/>
+          <w:szCs w:val="24"/>
+        </w:rPr>
+        <w:t xml:space="preserve"> </w:t>
+      </w:r>
+      <w:proofErr w:type="spellStart"/>
+      <w:r>
+        <w:rPr>
+          <w:sz w:val="24"/>
+          <w:szCs w:val="24"/>
+        </w:rPr>
+        <w:t>повторення</w:t>
+      </w:r>
+      <w:proofErr w:type="spellEnd"/>
+      <w:r>
+        <w:rPr>
+          <w:sz w:val="24"/>
+          <w:szCs w:val="24"/>
+        </w:rPr>
+        <w:t xml:space="preserve"> </w:t>
+      </w:r>
+      <w:proofErr w:type="spellStart"/>
+      <w:r>
+        <w:rPr>
+          <w:sz w:val="24"/>
+          <w:szCs w:val="24"/>
+        </w:rPr>
+        <w:t>дій</w:t>
+      </w:r>
+      <w:proofErr w:type="spellEnd"/>
+      <w:r>
+        <w:rPr>
+          <w:sz w:val="24"/>
+          <w:szCs w:val="24"/>
+        </w:rPr>
+        <w:t xml:space="preserve"> та </w:t>
+      </w:r>
+      <w:proofErr w:type="spellStart"/>
+      <w:r>
+        <w:rPr>
+          <w:sz w:val="24"/>
+          <w:szCs w:val="24"/>
+        </w:rPr>
+        <w:t>набу</w:t>
+      </w:r>
+      <w:proofErr w:type="spellEnd"/>
+      <w:r>
+        <w:rPr>
+          <w:sz w:val="24"/>
+          <w:szCs w:val="24"/>
+          <w:lang w:val="uk-UA"/>
+        </w:rPr>
+        <w:t>в</w:t>
+      </w:r>
+      <w:r>
+        <w:rPr>
+          <w:sz w:val="24"/>
+          <w:szCs w:val="24"/>
+        </w:rPr>
+        <w:t xml:space="preserve"> </w:t>
+      </w:r>
+      <w:proofErr w:type="spellStart"/>
+      <w:r>
+        <w:rPr>
+          <w:sz w:val="24"/>
+          <w:szCs w:val="24"/>
+        </w:rPr>
+        <w:t>практичних</w:t>
+      </w:r>
+      <w:proofErr w:type="spellEnd"/>
+      <w:r>
+        <w:rPr>
+          <w:sz w:val="24"/>
+          <w:szCs w:val="24"/>
+        </w:rPr>
+        <w:t xml:space="preserve"> </w:t>
+      </w:r>
+      <w:proofErr w:type="spellStart"/>
+      <w:r>
+        <w:rPr>
+          <w:sz w:val="24"/>
+          <w:szCs w:val="24"/>
+        </w:rPr>
+        <w:t>навичо</w:t>
+      </w:r>
       <w:bookmarkStart w:id="0" w:name="_GoBack"/>
       <w:bookmarkEnd w:id="0"/>
-    </w:p>
-    <w:p>
-      <w:pPr>
-        <w:rPr>
-          <w:i/>
-          <w:iCs/>
-          <w:sz w:val="24"/>
-          <w:szCs w:val="24"/>
-          <w:lang w:val="uk-UA"/>
-        </w:rPr>
-      </w:pPr>
-      <w:r>
-        <w:rPr>
-          <w:i/>
-          <w:iCs/>
-          <w:sz w:val="24"/>
-          <w:szCs w:val="24"/>
-          <w:lang w:val="uk-UA"/>
-        </w:rPr>
-        <w:lastRenderedPageBreak/>
-        <w:t>Висновки.</w:t>
-      </w:r>
-    </w:p>
-    <w:p>
-      <w:pPr>
-        <w:rPr>
-          <w:sz w:val="24"/>
-          <w:szCs w:val="24"/>
-          <w:lang w:val="uk-UA"/>
-        </w:rPr>
-      </w:pPr>
-      <w:r>
-        <w:rPr>
-          <w:sz w:val="24"/>
-          <w:szCs w:val="24"/>
-          <w:lang w:val="uk-UA"/>
-        </w:rPr>
-        <w:t>Протягом третьої лабораторної роботи я</w:t>
-      </w:r>
-      <w:r>
-        <w:rPr>
-          <w:sz w:val="24"/>
-          <w:szCs w:val="24"/>
-          <w:lang w:val="uk-UA"/>
-        </w:rPr>
-        <w:t xml:space="preserve"> </w:t>
-      </w:r>
-      <w:proofErr w:type="spellStart"/>
-      <w:r>
-        <w:rPr>
-          <w:sz w:val="24"/>
-          <w:szCs w:val="24"/>
-        </w:rPr>
-        <w:t>досліди</w:t>
-      </w:r>
-      <w:proofErr w:type="spellEnd"/>
-      <w:r>
-        <w:rPr>
-          <w:sz w:val="24"/>
-          <w:szCs w:val="24"/>
-          <w:lang w:val="uk-UA"/>
-        </w:rPr>
-        <w:t xml:space="preserve">в </w:t>
-      </w:r>
-      <w:proofErr w:type="spellStart"/>
-      <w:r>
-        <w:rPr>
-          <w:sz w:val="24"/>
-          <w:szCs w:val="24"/>
-        </w:rPr>
-        <w:t>подання</w:t>
-      </w:r>
-      <w:proofErr w:type="spellEnd"/>
-      <w:r>
-        <w:rPr>
-          <w:sz w:val="24"/>
-          <w:szCs w:val="24"/>
-        </w:rPr>
-        <w:t xml:space="preserve"> </w:t>
-      </w:r>
-      <w:proofErr w:type="spellStart"/>
-      <w:r>
-        <w:rPr>
-          <w:sz w:val="24"/>
-          <w:szCs w:val="24"/>
-        </w:rPr>
-        <w:t>операторів</w:t>
-      </w:r>
-      <w:proofErr w:type="spellEnd"/>
-      <w:r>
-        <w:rPr>
-          <w:sz w:val="24"/>
-          <w:szCs w:val="24"/>
-        </w:rPr>
-        <w:t xml:space="preserve"> </w:t>
-      </w:r>
-      <w:proofErr w:type="spellStart"/>
-      <w:r>
-        <w:rPr>
-          <w:sz w:val="24"/>
-          <w:szCs w:val="24"/>
-        </w:rPr>
-        <w:t>повторення</w:t>
-      </w:r>
-      <w:proofErr w:type="spellEnd"/>
-      <w:r>
-        <w:rPr>
-          <w:sz w:val="24"/>
-          <w:szCs w:val="24"/>
-        </w:rPr>
-        <w:t xml:space="preserve"> </w:t>
-      </w:r>
-      <w:proofErr w:type="spellStart"/>
-      <w:r>
-        <w:rPr>
-          <w:sz w:val="24"/>
-          <w:szCs w:val="24"/>
-        </w:rPr>
-        <w:t>дій</w:t>
-      </w:r>
-      <w:proofErr w:type="spellEnd"/>
-      <w:r>
-        <w:rPr>
-          <w:sz w:val="24"/>
-          <w:szCs w:val="24"/>
-        </w:rPr>
-        <w:t xml:space="preserve"> та </w:t>
-      </w:r>
-      <w:proofErr w:type="spellStart"/>
-      <w:r>
-        <w:rPr>
-          <w:sz w:val="24"/>
-          <w:szCs w:val="24"/>
-        </w:rPr>
-        <w:t>набу</w:t>
-      </w:r>
-      <w:proofErr w:type="spellEnd"/>
-      <w:r>
-        <w:rPr>
-          <w:sz w:val="24"/>
-          <w:szCs w:val="24"/>
-          <w:lang w:val="uk-UA"/>
-        </w:rPr>
-        <w:t>в</w:t>
-      </w:r>
-      <w:r>
-        <w:rPr>
-          <w:sz w:val="24"/>
-          <w:szCs w:val="24"/>
-        </w:rPr>
-        <w:t xml:space="preserve"> п</w:t>
-      </w:r>
-      <w:proofErr w:type="spellStart"/>
-      <w:r>
-        <w:rPr>
-          <w:sz w:val="24"/>
-          <w:szCs w:val="24"/>
-        </w:rPr>
-        <w:t>рактичних</w:t>
-      </w:r>
-      <w:proofErr w:type="spellEnd"/>
-      <w:r>
-        <w:rPr>
-          <w:sz w:val="24"/>
-          <w:szCs w:val="24"/>
-        </w:rPr>
-        <w:t xml:space="preserve"> </w:t>
-      </w:r>
-      <w:proofErr w:type="spellStart"/>
-      <w:r>
-        <w:rPr>
-          <w:sz w:val="24"/>
-          <w:szCs w:val="24"/>
-        </w:rPr>
-        <w:t>навичок</w:t>
+      <w:r>
+        <w:rPr>
+          <w:sz w:val="24"/>
+          <w:szCs w:val="24"/>
+        </w:rPr>
+        <w:t>к</w:t>
       </w:r>
       <w:proofErr w:type="spellEnd"/>
       <w:r>
@@ -6924,7 +7121,7 @@
 </file>
 
 <file path=customXml/itemProps1.xml><?xml version="1.0" encoding="utf-8"?>
-<ds:datastoreItem xmlns:ds="http://schemas.openxmlformats.org/officeDocument/2006/customXml" ds:itemID="{7A544DE8-3071-4F1F-B785-BCBA1C5B52AF}">
+<ds:datastoreItem xmlns:ds="http://schemas.openxmlformats.org/officeDocument/2006/customXml" ds:itemID="{FFFB2A65-A429-4B03-93DE-8EA9334CF783}">
   <ds:schemaRefs>
     <ds:schemaRef ds:uri="http://schemas.openxmlformats.org/officeDocument/2006/bibliography"/>
   </ds:schemaRefs>
